--- a/PHOCS-Docgentemplates/Invoice Template.docx
+++ b/PHOCS-Docgentemplates/Invoice Template.docx
@@ -190,6 +190,7 @@
               </w:rPr>
               <w:t xml:space="preserve"> </w:t>
             </w:r>
+            <w:proofErr w:type="gramStart"/>
             <w:r>
               <w:rPr>
                 <w:sz w:val="24"/>
@@ -253,6 +254,7 @@
               </w:rPr>
               <w:t>}})</w:t>
             </w:r>
+            <w:proofErr w:type="gramEnd"/>
           </w:p>
           <w:p>
             <w:pPr>
@@ -263,6 +265,7 @@
                 <w:sz w:val="24"/>
               </w:rPr>
             </w:pPr>
+            <w:proofErr w:type="gramStart"/>
             <w:r>
               <w:rPr>
                 <w:sz w:val="24"/>
@@ -283,6 +286,7 @@
               <w:t>{{</w:t>
             </w:r>
             <w:proofErr w:type="spellStart"/>
+            <w:proofErr w:type="gramEnd"/>
             <w:r>
               <w:rPr>
                 <w:sz w:val="24"/>
@@ -580,11 +584,19 @@
               </w:rPr>
               <w:t>InvoiceItem</w:t>
             </w:r>
-            <w:r>
-              <w:rPr>
-                <w:sz w:val="24"/>
-              </w:rPr>
-              <w:t xml:space="preserve">}}{{Name}} </w:t>
+            <w:proofErr w:type="gramStart"/>
+            <w:r>
+              <w:rPr>
+                <w:sz w:val="24"/>
+              </w:rPr>
+              <w:t>}}{</w:t>
+            </w:r>
+            <w:proofErr w:type="gramEnd"/>
+            <w:r>
+              <w:rPr>
+                <w:sz w:val="24"/>
+              </w:rPr>
+              <w:t xml:space="preserve">{Name}} </w:t>
             </w:r>
           </w:p>
         </w:tc>
@@ -608,6 +620,12 @@
               <w:rPr>
                 <w:sz w:val="24"/>
               </w:rPr>
+              <w:t xml:space="preserve">                                              </w:t>
+            </w:r>
+            <w:r>
+              <w:rPr>
+                <w:sz w:val="24"/>
+              </w:rPr>
               <w:t>${{</w:t>
             </w:r>
             <w:proofErr w:type="spellStart"/>
@@ -641,6 +659,13 @@
                 <w:sz w:val="24"/>
               </w:rPr>
             </w:pPr>
+            <w:r>
+              <w:rPr>
+                <w:spacing w:val="-2"/>
+                <w:sz w:val="24"/>
+              </w:rPr>
+              <w:t xml:space="preserve">                                                </w:t>
+            </w:r>
             <w:r>
               <w:rPr>
                 <w:spacing w:val="-2"/>
@@ -717,7 +742,15 @@
                 <w:b/>
                 <w:sz w:val="24"/>
               </w:rPr>
-              <w:t>Total Due:</w:t>
+              <w:t xml:space="preserve">Total </w:t>
+            </w:r>
+            <w:proofErr w:type="gramStart"/>
+            <w:r>
+              <w:rPr>
+                <w:b/>
+                <w:sz w:val="24"/>
+              </w:rPr>
+              <w:t>Due:</w:t>
             </w:r>
             <w:r>
               <w:rPr>
@@ -735,6 +768,7 @@
               <w:t>{{</w:t>
             </w:r>
             <w:proofErr w:type="spellStart"/>
+            <w:proofErr w:type="gramEnd"/>
             <w:r>
               <w:rPr>
                 <w:b/>
